--- a/docs/general-english/A2/release/units/a21-u05.docx
+++ b/docs/general-english/A2/release/units/a21-u05.docx
@@ -1900,7 +1900,7 @@
               <w:jc w:val="left"/>
             </w:pPr>
             <w:r>
-              <w:t xml:space="preserve">a narrow way you walk along, not a road</w:t>
+              <w:t xml:space="preserve">a very small town</w:t>
             </w:r>
           </w:p>
         </w:tc>
@@ -1940,7 +1940,7 @@
               <w:jc w:val="left"/>
             </w:pPr>
             <w:r>
-              <w:t xml:space="preserve">the sand or stones beside the sea</w:t>
+              <w:t xml:space="preserve">with a lot of trees close together</w:t>
             </w:r>
           </w:p>
         </w:tc>
@@ -1980,7 +1980,7 @@
               <w:jc w:val="left"/>
             </w:pPr>
             <w:r>
-              <w:t xml:space="preserve">a very small town</w:t>
+              <w:t xml:space="preserve">a meal you eat outside</w:t>
             </w:r>
           </w:p>
         </w:tc>
@@ -2020,7 +2020,7 @@
               <w:jc w:val="left"/>
             </w:pPr>
             <w:r>
-              <w:t xml:space="preserve">with a lot of trees close together</w:t>
+              <w:t xml:space="preserve">a visitor to your home, for a short time</w:t>
             </w:r>
           </w:p>
         </w:tc>
@@ -2060,7 +2060,7 @@
               <w:jc w:val="left"/>
             </w:pPr>
             <w:r>
-              <w:t xml:space="preserve">with a strong moving air</w:t>
+              <w:t xml:space="preserve">the sand or stones beside the sea</w:t>
             </w:r>
           </w:p>
         </w:tc>
@@ -2100,7 +2100,7 @@
               <w:jc w:val="left"/>
             </w:pPr>
             <w:r>
-              <w:t xml:space="preserve">with grey sky and no sun</w:t>
+              <w:t xml:space="preserve">with a strong moving air</w:t>
             </w:r>
           </w:p>
         </w:tc>
@@ -2140,7 +2140,7 @@
               <w:jc w:val="left"/>
             </w:pPr>
             <w:r>
-              <w:t xml:space="preserve">a visitor to your home, for a short time</w:t>
+              <w:t xml:space="preserve">with grey sky and no sun</w:t>
             </w:r>
           </w:p>
         </w:tc>
@@ -2180,7 +2180,7 @@
               <w:jc w:val="left"/>
             </w:pPr>
             <w:r>
-              <w:t xml:space="preserve">a meal you eat outside</w:t>
+              <w:t xml:space="preserve">a narrow way you walk along, not a road</w:t>
             </w:r>
           </w:p>
         </w:tc>
@@ -5287,7 +5287,7 @@
       <w:r>
         <w:drawing>
           <wp:inline>
-            <wp:extent cx="5724525" cy="2095500"/>
+            <wp:extent cx="5724525" cy="2133600"/>
             <wp:effectExtent b="0" l="0" r="0" t="0"/>
             <wp:docPr descr="Four subjects from this task as chips above three empty bins -- was, were, and the verbs that simply add -ed. Which chip goes in which bin is the exercise, so none of them is placed." title="" id="60" name="Picture"/>
             <a:graphic>
@@ -5308,7 +5308,7 @@
                   <pic:spPr bwMode="auto">
                     <a:xfrm>
                       <a:off x="0" y="0"/>
-                      <a:ext cx="5724525" cy="2095500"/>
+                      <a:ext cx="5724525" cy="2133600"/>
                     </a:xfrm>
                     <a:prstGeom prst="rect">
                       <a:avLst/>
@@ -5467,7 +5467,7 @@
       <w:r>
         <w:drawing>
           <wp:inline>
-            <wp:extent cx="5724525" cy="1857375"/>
+            <wp:extent cx="5724525" cy="2190750"/>
             <wp:effectExtent b="0" l="0" r="0" t="0"/>
             <wp:docPr descr="One correction worked through -- the wrong form struck out and the right one beside it -- and then three more sentences with an empty line for the learner to write the correct form." title="" id="63" name="Picture"/>
             <a:graphic>
@@ -5488,7 +5488,7 @@
                   <pic:spPr bwMode="auto">
                     <a:xfrm>
                       <a:off x="0" y="0"/>
-                      <a:ext cx="5724525" cy="1857375"/>
+                      <a:ext cx="5724525" cy="2190750"/>
                     </a:xfrm>
                     <a:prstGeom prst="rect">
                       <a:avLst/>
@@ -12008,7 +12008,7 @@
       <w:r>
         <w:drawing>
           <wp:inline>
-            <wp:extent cx="5724525" cy="2295525"/>
+            <wp:extent cx="5724525" cy="2495550"/>
             <wp:effectExtent b="0" l="0" r="0" t="0"/>
             <wp:docPr descr="The decision task as one question and three branches, with what each one costs: take the hours for the better pay and miss the dinner; ask to change to weekdays and lose the extra pay; or keep the hours but protect one weekend a month, which is easy to ask for and hard to refuse." title="" id="132" name="Picture"/>
             <a:graphic>
@@ -12029,7 +12029,7 @@
                   <pic:spPr bwMode="auto">
                     <a:xfrm>
                       <a:off x="0" y="0"/>
-                      <a:ext cx="5724525" cy="2295525"/>
+                      <a:ext cx="5724525" cy="2495550"/>
                     </a:xfrm>
                     <a:prstGeom prst="rect">
                       <a:avLst/>
@@ -12207,7 +12207,7 @@
           <wp:inline>
             <wp:extent cx="5724525" cy="2095500"/>
             <wp:effectExtent b="0" l="0" r="0" t="0"/>
-            <wp:docPr descr="The eight words of the spiral review bank, in bank order: museum, picnic, village, windy, was, were, aisle, timetable." title="" id="135" name="Picture"/>
+            <wp:docPr descr="The eight words of the spiral review bank, in bank order: windy, timetable, museum, were, village, picnic, was, aisle." title="" id="135" name="Picture"/>
             <a:graphic>
               <a:graphicData uri="http://schemas.openxmlformats.org/drawingml/2006/picture">
                 <pic:pic>
@@ -12326,7 +12326,7 @@
         <w:t xml:space="preserve"> </w:t>
       </w:r>
       <w:r>
-        <w:t xml:space="preserve">museum | picnic | village | windy | was | were | aisle | timetable</w:t>
+        <w:t xml:space="preserve">windy | timetable | museum | were | village | picnic | was | aisle</w:t>
       </w:r>
     </w:p>
     <w:p>
